--- a/Documentos/Entrega 2/Projeto Interdiscplinar - Internet das Coisas e Robótica/Entrega 2 - Projeto Interdiscplinar - Internet das Coisas e Robótica.docx
+++ b/Documentos/Entrega 2/Projeto Interdiscplinar - Internet das Coisas e Robótica/Entrega 2 - Projeto Interdiscplinar - Internet das Coisas e Robótica.docx
@@ -792,18 +792,6 @@
     </w:p>
     <w:p>
       <w:pPr>
-        <w:spacing w:after="240" w:before="240" w:lineRule="auto"/>
-        <w:rPr/>
-      </w:pPr>
-      <w:r>
-        <w:rPr>
-          <w:rtl w:val="0"/>
-        </w:rPr>
-      </w:r>
-    </w:p>
-    <w:p>
-      <w:pPr>
-        <w:spacing w:after="240" w:before="240" w:lineRule="auto"/>
         <w:rPr/>
       </w:pPr>
       <w:r>
@@ -3150,6 +3138,21 @@
         <w:rPr>
           <w:b w:val="1"/>
           <w:bCs w:val="1"/>
+          <w:sz w:val="26"/>
+          <w:szCs w:val="26"/>
+        </w:rPr>
+      </w:pPr>
+      <w:r>
+        <w:rPr>
+          <w:rtl w:val="0"/>
+        </w:rPr>
+      </w:r>
+    </w:p>
+    <w:p>
+      <w:pPr>
+        <w:rPr>
+          <w:b w:val="1"/>
+          <w:bCs w:val="1"/>
           <w:color w:val="000000"/>
           <w:sz w:val="26"/>
           <w:szCs w:val="26"/>
@@ -3350,23 +3353,6 @@
           <w:ilvl w:val="0"/>
           <w:numId w:val="9"/>
         </w:numPr>
-        <w:spacing w:after="0" w:afterAutospacing="0" w:before="0" w:beforeAutospacing="0" w:lineRule="auto"/>
-        <w:ind w:left="720" w:hanging="360"/>
-        <w:rPr/>
-      </w:pPr>
-      <w:r>
-        <w:rPr>
-          <w:rtl w:val="0"/>
-        </w:rPr>
-        <w:t xml:space="preserve">Autenticar usuários com JWT;</w:t>
-      </w:r>
-    </w:p>
-    <w:p>
-      <w:pPr>
-        <w:numPr>
-          <w:ilvl w:val="0"/>
-          <w:numId w:val="9"/>
-        </w:numPr>
         <w:spacing w:after="240" w:before="0" w:beforeAutospacing="0" w:lineRule="auto"/>
         <w:ind w:left="720" w:hanging="360"/>
         <w:rPr/>
@@ -3619,6 +3605,38 @@
           <w:rtl w:val="0"/>
         </w:rPr>
         <w:t xml:space="preserve">A escolha do SQLite foi feita para manter o projeto simples, leve e adequado ao contexto acadêmico.</w:t>
+      </w:r>
+    </w:p>
+    <w:p>
+      <w:pPr>
+        <w:spacing w:after="240" w:before="240" w:lineRule="auto"/>
+        <w:rPr>
+          <w:b w:val="1"/>
+          <w:bCs w:val="1"/>
+          <w:sz w:val="26"/>
+          <w:szCs w:val="26"/>
+        </w:rPr>
+      </w:pPr>
+      <w:r>
+        <w:rPr>
+          <w:rtl w:val="0"/>
+        </w:rPr>
+      </w:r>
+    </w:p>
+    <w:p>
+      <w:pPr>
+        <w:spacing w:after="240" w:before="240" w:lineRule="auto"/>
+        <w:rPr>
+          <w:b w:val="1"/>
+          <w:bCs w:val="1"/>
+          <w:sz w:val="26"/>
+          <w:szCs w:val="26"/>
+        </w:rPr>
+      </w:pPr>
+      <w:r>
+        <w:rPr>
+          <w:rtl w:val="0"/>
+        </w:rPr>
       </w:r>
     </w:p>
     <w:p>
@@ -15648,10 +15666,7 @@
           <w:p>
             <w:pPr>
               <w:widowControl w:val="0"/>
-              <w:rPr>
-                <w:sz w:val="20"/>
-                <w:szCs w:val="20"/>
-              </w:rPr>
+              <w:rPr/>
             </w:pPr>
             <w:r>
               <w:rPr>
@@ -15685,21 +15700,13 @@
           <w:p>
             <w:pPr>
               <w:widowControl w:val="0"/>
-              <w:rPr>
-                <w:sz w:val="20"/>
-                <w:szCs w:val="20"/>
-              </w:rPr>
-            </w:pPr>
-            <w:r>
-              <w:rPr>
-                <w:rtl w:val="0"/>
-              </w:rPr>
-              <w:t xml:space="preserve">Implementar cálculo completo de uptime</w:t>
-            </w:r>
-            <w:r>
-              <w:rPr>
-                <w:rtl w:val="0"/>
-              </w:rPr>
+              <w:rPr/>
+            </w:pPr>
+            <w:r>
+              <w:rPr>
+                <w:rtl w:val="0"/>
+              </w:rPr>
+              <w:t xml:space="preserve">Implementar cálculo de disponibilidade (uptime/downtime) por dispositivo </w:t>
             </w:r>
           </w:p>
         </w:tc>
@@ -15980,7 +15987,7 @@
       <w:tr>
         <w:trPr>
           <w:cantSplit w:val="0"/>
-          <w:trHeight w:val="1275" w:hRule="atLeast"/>
+          <w:trHeight w:val="54.47753906249994" w:hRule="atLeast"/>
           <w:tblHeader w:val="0"/>
         </w:trPr>
         <w:tc>
@@ -16011,12 +16018,6 @@
               <w:rPr>
                 <w:rtl w:val="0"/>
               </w:rPr>
-              <w:t xml:space="preserve">P07</w:t>
-            </w:r>
-            <w:r>
-              <w:rPr>
-                <w:rtl w:val="0"/>
-              </w:rPr>
             </w:r>
           </w:p>
         </w:tc>
@@ -16048,12 +16049,6 @@
               <w:rPr>
                 <w:rtl w:val="0"/>
               </w:rPr>
-              <w:t xml:space="preserve">Implementar deduplicação de mensagens MQTT</w:t>
-            </w:r>
-            <w:r>
-              <w:rPr>
-                <w:rtl w:val="0"/>
-              </w:rPr>
             </w:r>
           </w:p>
         </w:tc>
@@ -16081,12 +16076,6 @@
                 <w:szCs w:val="20"/>
               </w:rPr>
             </w:pPr>
-            <w:r>
-              <w:rPr>
-                <w:rtl w:val="0"/>
-              </w:rPr>
-              <w:t xml:space="preserve">Média</w:t>
-            </w:r>
             <w:r>
               <w:rPr>
                 <w:rtl w:val="0"/>
@@ -16129,7 +16118,7 @@
               <w:rPr>
                 <w:rtl w:val="0"/>
               </w:rPr>
-              <w:t xml:space="preserve">P08</w:t>
+              <w:t xml:space="preserve">P07</w:t>
             </w:r>
             <w:r>
               <w:rPr>
@@ -16247,7 +16236,7 @@
               <w:rPr>
                 <w:rtl w:val="0"/>
               </w:rPr>
-              <w:t xml:space="preserve">P09</w:t>
+              <w:t xml:space="preserve">P08</w:t>
             </w:r>
             <w:r>
               <w:rPr>
@@ -16365,7 +16354,7 @@
               <w:rPr>
                 <w:rtl w:val="0"/>
               </w:rPr>
-              <w:t xml:space="preserve">P10</w:t>
+              <w:t xml:space="preserve">P09</w:t>
             </w:r>
             <w:r>
               <w:rPr>
@@ -16450,24 +16439,397 @@
         </w:tc>
       </w:tr>
     </w:tbl>
+    <w:p>
+      <w:pPr>
+        <w:rPr>
+          <w:b w:val="1"/>
+          <w:bCs w:val="1"/>
+          <w:sz w:val="36"/>
+          <w:szCs w:val="36"/>
+        </w:rPr>
+      </w:pPr>
+      <w:r>
+        <w:rPr>
+          <w:rtl w:val="0"/>
+        </w:rPr>
+      </w:r>
+    </w:p>
+    <w:p>
+      <w:pPr>
+        <w:rPr>
+          <w:b w:val="1"/>
+          <w:bCs w:val="1"/>
+          <w:sz w:val="36"/>
+          <w:szCs w:val="36"/>
+        </w:rPr>
+      </w:pPr>
+      <w:r>
+        <w:rPr>
+          <w:b w:val="1"/>
+          <w:bCs w:val="1"/>
+          <w:sz w:val="36"/>
+          <w:szCs w:val="36"/>
+          <w:rtl w:val="0"/>
+        </w:rPr>
+        <w:t xml:space="preserve">9. Análise crítica das limitações do sistema</w:t>
+      </w:r>
+    </w:p>
     <w:p>
       <w:pPr>
         <w:pStyle w:val="Heading2"/>
         <w:keepNext w:val="0"/>
         <w:keepLines w:val="0"/>
         <w:spacing w:after="80" w:lineRule="auto"/>
-        <w:rPr/>
-      </w:pPr>
-      <w:bookmarkStart w:colFirst="0" w:colLast="0" w:name="_ql1bdcytorgx" w:id="11"/>
+        <w:rPr>
+          <w:b w:val="1"/>
+          <w:bCs w:val="1"/>
+          <w:sz w:val="28"/>
+          <w:szCs w:val="28"/>
+        </w:rPr>
+      </w:pPr>
+      <w:bookmarkStart w:colFirst="0" w:colLast="0" w:name="_7ujvp3s6orbu" w:id="11"/>
       <w:bookmarkEnd w:id="11"/>
       <w:r>
         <w:rPr>
-          <w:rtl w:val="0"/>
-        </w:rPr>
-      </w:r>
-    </w:p>
-    <w:p>
-      <w:pPr>
+          <w:b w:val="1"/>
+          <w:bCs w:val="1"/>
+          <w:sz w:val="28"/>
+          <w:szCs w:val="28"/>
+          <w:rtl w:val="0"/>
+        </w:rPr>
+        <w:t xml:space="preserve">9.1 SQLite no Render</w:t>
+      </w:r>
+    </w:p>
+    <w:p>
+      <w:pPr>
+        <w:spacing w:after="240" w:before="240" w:lineRule="auto"/>
+        <w:rPr/>
+      </w:pPr>
+      <w:r>
+        <w:rPr>
+          <w:rtl w:val="0"/>
+        </w:rPr>
+        <w:t xml:space="preserve">O sistema utiliza SQLite por simplicidade acadêmica. Porém, no Render, o armazenamento local pode ser reinicializado em caso de redeploy ou reinício da instância.</w:t>
+      </w:r>
+    </w:p>
+    <w:p>
+      <w:pPr>
+        <w:spacing w:after="240" w:before="240" w:lineRule="auto"/>
+        <w:rPr/>
+      </w:pPr>
+      <w:r>
+        <w:rPr>
+          <w:b w:val="1"/>
+          <w:bCs w:val="1"/>
+          <w:rtl w:val="0"/>
+        </w:rPr>
+        <w:t xml:space="preserve">Melhoria proposta:</w:t>
+      </w:r>
+      <w:r>
+        <w:rPr>
+          <w:rtl w:val="0"/>
+        </w:rPr>
+        <w:t xml:space="preserve"> migrar para PostgreSQL gerenciado em ambiente produtivo.</w:t>
+      </w:r>
+    </w:p>
+    <w:p>
+      <w:pPr>
+        <w:rPr>
+          <w:b w:val="1"/>
+          <w:bCs w:val="1"/>
+          <w:sz w:val="28"/>
+          <w:szCs w:val="28"/>
+        </w:rPr>
+      </w:pPr>
+      <w:r>
+        <w:rPr>
+          <w:b w:val="1"/>
+          <w:bCs w:val="1"/>
+          <w:sz w:val="28"/>
+          <w:szCs w:val="28"/>
+          <w:rtl w:val="0"/>
+        </w:rPr>
+        <w:t xml:space="preserve">9.2 Recuperação de senha simulada</w:t>
+      </w:r>
+    </w:p>
+    <w:p>
+      <w:pPr>
+        <w:spacing w:after="240" w:before="240" w:lineRule="auto"/>
+        <w:rPr/>
+      </w:pPr>
+      <w:r>
+        <w:rPr>
+          <w:rtl w:val="0"/>
+        </w:rPr>
+        <w:t xml:space="preserve">A recuperação de senha foi implementada de forma simplificada no aplicativo.</w:t>
+      </w:r>
+    </w:p>
+    <w:p>
+      <w:pPr>
+        <w:spacing w:after="240" w:before="240" w:lineRule="auto"/>
+        <w:rPr/>
+      </w:pPr>
+      <w:r>
+        <w:rPr>
+          <w:b w:val="1"/>
+          <w:bCs w:val="1"/>
+          <w:rtl w:val="0"/>
+        </w:rPr>
+        <w:t xml:space="preserve">Melhoria proposta:</w:t>
+      </w:r>
+      <w:r>
+        <w:rPr>
+          <w:rtl w:val="0"/>
+        </w:rPr>
+        <w:t xml:space="preserve"> integrar serviço de e-mail com token temporário para redefinição de senha.</w:t>
+      </w:r>
+    </w:p>
+    <w:p>
+      <w:pPr>
+        <w:rPr>
+          <w:b w:val="1"/>
+          <w:bCs w:val="1"/>
+          <w:sz w:val="28"/>
+          <w:szCs w:val="28"/>
+        </w:rPr>
+      </w:pPr>
+      <w:r>
+        <w:rPr>
+          <w:b w:val="1"/>
+          <w:bCs w:val="1"/>
+          <w:sz w:val="28"/>
+          <w:szCs w:val="28"/>
+          <w:rtl w:val="0"/>
+        </w:rPr>
+        <w:t xml:space="preserve">9.3 Notificações push</w:t>
+      </w:r>
+    </w:p>
+    <w:p>
+      <w:pPr>
+        <w:spacing w:after="240" w:before="240" w:lineRule="auto"/>
+        <w:rPr/>
+      </w:pPr>
+      <w:r>
+        <w:rPr>
+          <w:rtl w:val="0"/>
+        </w:rPr>
+        <w:t xml:space="preserve">O aplicativo apresenta alertas visuais, mas ainda não implementa notificações push reais.</w:t>
+      </w:r>
+    </w:p>
+    <w:p>
+      <w:pPr>
+        <w:spacing w:after="240" w:before="240" w:lineRule="auto"/>
+        <w:rPr/>
+      </w:pPr>
+      <w:r>
+        <w:rPr>
+          <w:b w:val="1"/>
+          <w:bCs w:val="1"/>
+          <w:rtl w:val="0"/>
+        </w:rPr>
+        <w:t xml:space="preserve">Melhoria proposta:</w:t>
+      </w:r>
+      <w:r>
+        <w:rPr>
+          <w:rtl w:val="0"/>
+        </w:rPr>
+        <w:t xml:space="preserve"> integrar Expo Notifications ou Firebase Cloud Messaging.</w:t>
+      </w:r>
+    </w:p>
+    <w:p>
+      <w:pPr>
+        <w:rPr>
+          <w:b w:val="1"/>
+          <w:bCs w:val="1"/>
+          <w:sz w:val="28"/>
+          <w:szCs w:val="28"/>
+        </w:rPr>
+      </w:pPr>
+      <w:r>
+        <w:rPr>
+          <w:b w:val="1"/>
+          <w:bCs w:val="1"/>
+          <w:sz w:val="28"/>
+          <w:szCs w:val="28"/>
+          <w:rtl w:val="0"/>
+        </w:rPr>
+        <w:t xml:space="preserve">9.4 Uptime e disponibilidade</w:t>
+      </w:r>
+    </w:p>
+    <w:p>
+      <w:pPr>
+        <w:spacing w:after="240" w:before="240" w:lineRule="auto"/>
+        <w:rPr/>
+      </w:pPr>
+      <w:r>
+        <w:rPr>
+          <w:rtl w:val="0"/>
+        </w:rPr>
+        <w:t xml:space="preserve">O sistema identifica status online/offline, mas ainda não calcula uptime detalhado por período.</w:t>
+      </w:r>
+    </w:p>
+    <w:p>
+      <w:pPr>
+        <w:spacing w:after="240" w:before="240" w:lineRule="auto"/>
+        <w:rPr>
+          <w:b w:val="1"/>
+          <w:bCs w:val="1"/>
+          <w:sz w:val="34"/>
+          <w:szCs w:val="34"/>
+        </w:rPr>
+      </w:pPr>
+      <w:r>
+        <w:rPr>
+          <w:b w:val="1"/>
+          <w:bCs w:val="1"/>
+          <w:rtl w:val="0"/>
+        </w:rPr>
+        <w:t xml:space="preserve">Melhoria proposta:</w:t>
+      </w:r>
+      <w:r>
+        <w:rPr>
+          <w:rtl w:val="0"/>
+        </w:rPr>
+        <w:t xml:space="preserve"> implementar cálculo de disponibilidade por dispositivo com base em eventos e última leitura recebida.</w:t>
+      </w:r>
+      <w:r>
+        <w:rPr>
+          <w:rtl w:val="0"/>
+        </w:rPr>
+      </w:r>
+    </w:p>
+    <w:p>
+      <w:pPr>
+        <w:pStyle w:val="Heading2"/>
+        <w:keepNext w:val="0"/>
+        <w:keepLines w:val="0"/>
+        <w:spacing w:after="80" w:lineRule="auto"/>
+        <w:rPr>
+          <w:b w:val="1"/>
+          <w:bCs w:val="1"/>
+          <w:sz w:val="28"/>
+          <w:szCs w:val="28"/>
+        </w:rPr>
+      </w:pPr>
+      <w:bookmarkStart w:colFirst="0" w:colLast="0" w:name="_lsdwfnvtonzo" w:id="12"/>
+      <w:bookmarkEnd w:id="12"/>
+      <w:r>
+        <w:rPr>
+          <w:b w:val="1"/>
+          <w:bCs w:val="1"/>
+          <w:sz w:val="28"/>
+          <w:szCs w:val="28"/>
+          <w:rtl w:val="0"/>
+        </w:rPr>
+        <w:t xml:space="preserve">9.5 Exportação PDF</w:t>
+      </w:r>
+    </w:p>
+    <w:p>
+      <w:pPr>
+        <w:spacing w:after="240" w:before="240" w:lineRule="auto"/>
+        <w:rPr/>
+      </w:pPr>
+      <w:r>
+        <w:rPr>
+          <w:rtl w:val="0"/>
+        </w:rPr>
+        <w:t xml:space="preserve">O sistema gera relatórios CSV, mas não exporta PDF.</w:t>
+      </w:r>
+    </w:p>
+    <w:p>
+      <w:pPr>
+        <w:spacing w:after="240" w:before="240" w:lineRule="auto"/>
+        <w:rPr/>
+      </w:pPr>
+      <w:r>
+        <w:rPr>
+          <w:b w:val="1"/>
+          <w:bCs w:val="1"/>
+          <w:rtl w:val="0"/>
+        </w:rPr>
+        <w:t xml:space="preserve">Melhoria proposta:</w:t>
+      </w:r>
+      <w:r>
+        <w:rPr>
+          <w:rtl w:val="0"/>
+        </w:rPr>
+        <w:t xml:space="preserve"> adicionar relatório PDF com resumo estatístico e histórico.</w:t>
+      </w:r>
+    </w:p>
+    <w:p>
+      <w:pPr>
+        <w:pStyle w:val="Heading2"/>
+        <w:keepNext w:val="0"/>
+        <w:keepLines w:val="0"/>
+        <w:spacing w:after="80" w:lineRule="auto"/>
+        <w:rPr>
+          <w:b w:val="1"/>
+          <w:bCs w:val="1"/>
+          <w:sz w:val="28"/>
+          <w:szCs w:val="28"/>
+        </w:rPr>
+      </w:pPr>
+      <w:bookmarkStart w:colFirst="0" w:colLast="0" w:name="_cmxy6ky52k89" w:id="13"/>
+      <w:bookmarkEnd w:id="13"/>
+      <w:r>
+        <w:rPr>
+          <w:b w:val="1"/>
+          <w:bCs w:val="1"/>
+          <w:sz w:val="28"/>
+          <w:szCs w:val="28"/>
+          <w:rtl w:val="0"/>
+        </w:rPr>
+        <w:t xml:space="preserve">9.6 Deduplicação de mensagens</w:t>
+      </w:r>
+    </w:p>
+    <w:p>
+      <w:pPr>
+        <w:spacing w:after="240" w:before="240" w:lineRule="auto"/>
+        <w:rPr/>
+      </w:pPr>
+      <w:r>
+        <w:rPr>
+          <w:rtl w:val="0"/>
+        </w:rPr>
+        <w:t xml:space="preserve">O payload atual não possui identificador único da mensagem.</w:t>
+      </w:r>
+    </w:p>
+    <w:p>
+      <w:pPr>
+        <w:spacing w:after="240" w:before="240" w:lineRule="auto"/>
+        <w:rPr/>
+      </w:pPr>
+      <w:r>
+        <w:rPr>
+          <w:b w:val="1"/>
+          <w:bCs w:val="1"/>
+          <w:rtl w:val="0"/>
+        </w:rPr>
+        <w:t xml:space="preserve">Melhoria proposta:</w:t>
+      </w:r>
+      <w:r>
+        <w:rPr>
+          <w:rtl w:val="0"/>
+        </w:rPr>
+        <w:t xml:space="preserve"> adicionar </w:t>
+      </w:r>
+      <w:r>
+        <w:rPr>
+          <w:rtl w:val="0"/>
+        </w:rPr>
+        <w:t xml:space="preserve">messageId</w:t>
+      </w:r>
+      <w:r>
+        <w:rPr>
+          <w:rtl w:val="0"/>
+        </w:rPr>
+        <w:t xml:space="preserve"> ou número sequencial ao payload para evitar duplicidade.</w:t>
+      </w:r>
+    </w:p>
+    <w:p>
+      <w:pPr>
+        <w:spacing w:after="240" w:before="240" w:lineRule="auto"/>
+        <w:ind w:left="0" w:firstLine="0"/>
         <w:rPr>
           <w:b w:val="1"/>
           <w:bCs w:val="1"/>
@@ -16477,365 +16839,59 @@
       </w:pPr>
       <w:r>
         <w:rPr>
+          <w:rtl w:val="0"/>
+        </w:rPr>
+      </w:r>
+    </w:p>
+    <w:p>
+      <w:pPr>
+        <w:spacing w:after="240" w:before="240" w:lineRule="auto"/>
+        <w:ind w:left="0" w:firstLine="0"/>
+        <w:rPr>
           <w:b w:val="1"/>
           <w:bCs w:val="1"/>
           <w:sz w:val="36"/>
           <w:szCs w:val="36"/>
-          <w:rtl w:val="0"/>
-        </w:rPr>
-        <w:t xml:space="preserve">9. Análise crítica das limitações do sistema</w:t>
-      </w:r>
-    </w:p>
-    <w:p>
-      <w:pPr>
-        <w:pStyle w:val="Heading2"/>
-        <w:keepNext w:val="0"/>
-        <w:keepLines w:val="0"/>
-        <w:spacing w:after="80" w:lineRule="auto"/>
+        </w:rPr>
+      </w:pPr>
+      <w:r>
+        <w:rPr>
+          <w:rtl w:val="0"/>
+        </w:rPr>
+      </w:r>
+    </w:p>
+    <w:p>
+      <w:pPr>
+        <w:spacing w:after="240" w:before="240" w:lineRule="auto"/>
+        <w:ind w:left="0" w:firstLine="0"/>
         <w:rPr>
           <w:b w:val="1"/>
           <w:bCs w:val="1"/>
-          <w:sz w:val="28"/>
-          <w:szCs w:val="28"/>
-        </w:rPr>
-      </w:pPr>
-      <w:bookmarkStart w:colFirst="0" w:colLast="0" w:name="_7ujvp3s6orbu" w:id="12"/>
-      <w:bookmarkEnd w:id="12"/>
-      <w:r>
+          <w:sz w:val="36"/>
+          <w:szCs w:val="36"/>
+        </w:rPr>
+      </w:pPr>
+      <w:r>
+        <w:rPr>
+          <w:rtl w:val="0"/>
+        </w:rPr>
+      </w:r>
+    </w:p>
+    <w:p>
+      <w:pPr>
+        <w:spacing w:after="240" w:before="240" w:lineRule="auto"/>
+        <w:ind w:left="0" w:firstLine="0"/>
         <w:rPr>
           <w:b w:val="1"/>
           <w:bCs w:val="1"/>
-          <w:sz w:val="28"/>
-          <w:szCs w:val="28"/>
-          <w:rtl w:val="0"/>
-        </w:rPr>
-        <w:t xml:space="preserve">9.1 SQLite no Render</w:t>
-      </w:r>
-    </w:p>
-    <w:p>
-      <w:pPr>
-        <w:spacing w:after="240" w:before="240" w:lineRule="auto"/>
-        <w:rPr/>
-      </w:pPr>
-      <w:r>
-        <w:rPr>
-          <w:rtl w:val="0"/>
-        </w:rPr>
-        <w:t xml:space="preserve">O sistema utiliza SQLite por simplicidade acadêmica. Porém, no Render, o armazenamento local pode ser reinicializado em caso de redeploy ou reinício da instância.</w:t>
-      </w:r>
-    </w:p>
-    <w:p>
-      <w:pPr>
-        <w:spacing w:after="240" w:before="240" w:lineRule="auto"/>
-        <w:rPr/>
-      </w:pPr>
-      <w:r>
-        <w:rPr>
-          <w:b w:val="1"/>
-          <w:bCs w:val="1"/>
-          <w:rtl w:val="0"/>
-        </w:rPr>
-        <w:t xml:space="preserve">Melhoria proposta:</w:t>
-      </w:r>
-      <w:r>
-        <w:rPr>
-          <w:rtl w:val="0"/>
-        </w:rPr>
-        <w:t xml:space="preserve"> migrar para PostgreSQL gerenciado em ambiente produtivo.</w:t>
-      </w:r>
-    </w:p>
-    <w:p>
-      <w:pPr>
-        <w:rPr>
-          <w:b w:val="1"/>
-          <w:bCs w:val="1"/>
-          <w:sz w:val="28"/>
-          <w:szCs w:val="28"/>
-        </w:rPr>
-      </w:pPr>
-      <w:r>
-        <w:rPr>
-          <w:b w:val="1"/>
-          <w:bCs w:val="1"/>
-          <w:sz w:val="28"/>
-          <w:szCs w:val="28"/>
-          <w:rtl w:val="0"/>
-        </w:rPr>
-        <w:t xml:space="preserve">9.2 Recuperação de senha simulada</w:t>
-      </w:r>
-    </w:p>
-    <w:p>
-      <w:pPr>
-        <w:spacing w:after="240" w:before="240" w:lineRule="auto"/>
-        <w:rPr/>
-      </w:pPr>
-      <w:r>
-        <w:rPr>
-          <w:rtl w:val="0"/>
-        </w:rPr>
-        <w:t xml:space="preserve">A recuperação de senha foi implementada de forma simplificada no aplicativo.</w:t>
-      </w:r>
-    </w:p>
-    <w:p>
-      <w:pPr>
-        <w:spacing w:after="240" w:before="240" w:lineRule="auto"/>
-        <w:rPr/>
-      </w:pPr>
-      <w:r>
-        <w:rPr>
-          <w:b w:val="1"/>
-          <w:bCs w:val="1"/>
-          <w:rtl w:val="0"/>
-        </w:rPr>
-        <w:t xml:space="preserve">Melhoria proposta:</w:t>
-      </w:r>
-      <w:r>
-        <w:rPr>
-          <w:rtl w:val="0"/>
-        </w:rPr>
-        <w:t xml:space="preserve"> integrar serviço de e-mail com token temporário para redefinição de senha.</w:t>
-      </w:r>
-    </w:p>
-    <w:p>
-      <w:pPr>
-        <w:rPr>
-          <w:b w:val="1"/>
-          <w:bCs w:val="1"/>
-          <w:sz w:val="28"/>
-          <w:szCs w:val="28"/>
-        </w:rPr>
-      </w:pPr>
-      <w:r>
-        <w:rPr>
-          <w:b w:val="1"/>
-          <w:bCs w:val="1"/>
-          <w:sz w:val="28"/>
-          <w:szCs w:val="28"/>
-          <w:rtl w:val="0"/>
-        </w:rPr>
-        <w:t xml:space="preserve">9.3 Notificações push</w:t>
-      </w:r>
-    </w:p>
-    <w:p>
-      <w:pPr>
-        <w:spacing w:after="240" w:before="240" w:lineRule="auto"/>
-        <w:rPr/>
-      </w:pPr>
-      <w:r>
-        <w:rPr>
-          <w:rtl w:val="0"/>
-        </w:rPr>
-        <w:t xml:space="preserve">O aplicativo apresenta alertas visuais, mas ainda não implementa notificações push reais.</w:t>
-      </w:r>
-    </w:p>
-    <w:p>
-      <w:pPr>
-        <w:spacing w:after="240" w:before="240" w:lineRule="auto"/>
-        <w:rPr/>
-      </w:pPr>
-      <w:r>
-        <w:rPr>
-          <w:b w:val="1"/>
-          <w:bCs w:val="1"/>
-          <w:rtl w:val="0"/>
-        </w:rPr>
-        <w:t xml:space="preserve">Melhoria proposta:</w:t>
-      </w:r>
-      <w:r>
-        <w:rPr>
-          <w:rtl w:val="0"/>
-        </w:rPr>
-        <w:t xml:space="preserve"> integrar Expo Notifications ou Firebase Cloud Messaging.</w:t>
-      </w:r>
-    </w:p>
-    <w:p>
-      <w:pPr>
-        <w:rPr>
-          <w:b w:val="1"/>
-          <w:bCs w:val="1"/>
-          <w:sz w:val="28"/>
-          <w:szCs w:val="28"/>
-        </w:rPr>
-      </w:pPr>
-      <w:r>
-        <w:rPr>
-          <w:b w:val="1"/>
-          <w:bCs w:val="1"/>
-          <w:sz w:val="28"/>
-          <w:szCs w:val="28"/>
-          <w:rtl w:val="0"/>
-        </w:rPr>
-        <w:t xml:space="preserve">9.4 Uptime e disponibilidade</w:t>
-      </w:r>
-    </w:p>
-    <w:p>
-      <w:pPr>
-        <w:spacing w:after="240" w:before="240" w:lineRule="auto"/>
-        <w:rPr/>
-      </w:pPr>
-      <w:r>
-        <w:rPr>
-          <w:rtl w:val="0"/>
-        </w:rPr>
-        <w:t xml:space="preserve">O sistema identifica status online/offline, mas ainda não calcula uptime detalhado por período.</w:t>
-      </w:r>
-    </w:p>
-    <w:p>
-      <w:pPr>
-        <w:spacing w:after="240" w:before="240" w:lineRule="auto"/>
-        <w:rPr>
-          <w:b w:val="1"/>
-          <w:bCs w:val="1"/>
-          <w:sz w:val="34"/>
-          <w:szCs w:val="34"/>
-        </w:rPr>
-      </w:pPr>
-      <w:r>
-        <w:rPr>
-          <w:b w:val="1"/>
-          <w:bCs w:val="1"/>
-          <w:rtl w:val="0"/>
-        </w:rPr>
-        <w:t xml:space="preserve">Melhoria proposta:</w:t>
-      </w:r>
-      <w:r>
-        <w:rPr>
-          <w:rtl w:val="0"/>
-        </w:rPr>
-        <w:t xml:space="preserve"> implementar cálculo de disponibilidade por dispositivo com base em eventos e última leitura recebida.</w:t>
-      </w:r>
-      <w:r>
-        <w:rPr>
-          <w:rtl w:val="0"/>
-        </w:rPr>
-      </w:r>
-    </w:p>
-    <w:p>
-      <w:pPr>
-        <w:pStyle w:val="Heading2"/>
-        <w:keepNext w:val="0"/>
-        <w:keepLines w:val="0"/>
-        <w:spacing w:after="80" w:lineRule="auto"/>
-        <w:rPr>
-          <w:b w:val="1"/>
-          <w:bCs w:val="1"/>
-          <w:sz w:val="28"/>
-          <w:szCs w:val="28"/>
-        </w:rPr>
-      </w:pPr>
-      <w:bookmarkStart w:colFirst="0" w:colLast="0" w:name="_lsdwfnvtonzo" w:id="13"/>
-      <w:bookmarkEnd w:id="13"/>
-      <w:r>
-        <w:rPr>
-          <w:b w:val="1"/>
-          <w:bCs w:val="1"/>
-          <w:sz w:val="28"/>
-          <w:szCs w:val="28"/>
-          <w:rtl w:val="0"/>
-        </w:rPr>
-        <w:t xml:space="preserve">9.5 Exportação PDF</w:t>
-      </w:r>
-    </w:p>
-    <w:p>
-      <w:pPr>
-        <w:spacing w:after="240" w:before="240" w:lineRule="auto"/>
-        <w:rPr/>
-      </w:pPr>
-      <w:r>
-        <w:rPr>
-          <w:rtl w:val="0"/>
-        </w:rPr>
-        <w:t xml:space="preserve">O sistema gera relatórios CSV, mas não exporta PDF.</w:t>
-      </w:r>
-    </w:p>
-    <w:p>
-      <w:pPr>
-        <w:spacing w:after="240" w:before="240" w:lineRule="auto"/>
-        <w:rPr/>
-      </w:pPr>
-      <w:r>
-        <w:rPr>
-          <w:b w:val="1"/>
-          <w:bCs w:val="1"/>
-          <w:rtl w:val="0"/>
-        </w:rPr>
-        <w:t xml:space="preserve">Melhoria proposta:</w:t>
-      </w:r>
-      <w:r>
-        <w:rPr>
-          <w:rtl w:val="0"/>
-        </w:rPr>
-        <w:t xml:space="preserve"> adicionar relatório PDF com resumo estatístico e histórico.</w:t>
-      </w:r>
-    </w:p>
-    <w:p>
-      <w:pPr>
-        <w:pStyle w:val="Heading2"/>
-        <w:keepNext w:val="0"/>
-        <w:keepLines w:val="0"/>
-        <w:spacing w:after="80" w:lineRule="auto"/>
-        <w:rPr>
-          <w:b w:val="1"/>
-          <w:bCs w:val="1"/>
-          <w:sz w:val="28"/>
-          <w:szCs w:val="28"/>
-        </w:rPr>
-      </w:pPr>
-      <w:bookmarkStart w:colFirst="0" w:colLast="0" w:name="_cmxy6ky52k89" w:id="14"/>
-      <w:bookmarkEnd w:id="14"/>
-      <w:r>
-        <w:rPr>
-          <w:b w:val="1"/>
-          <w:bCs w:val="1"/>
-          <w:sz w:val="28"/>
-          <w:szCs w:val="28"/>
-          <w:rtl w:val="0"/>
-        </w:rPr>
-        <w:t xml:space="preserve">9.6 Deduplicação de mensagens</w:t>
-      </w:r>
-    </w:p>
-    <w:p>
-      <w:pPr>
-        <w:spacing w:after="240" w:before="240" w:lineRule="auto"/>
-        <w:rPr/>
-      </w:pPr>
-      <w:r>
-        <w:rPr>
-          <w:rtl w:val="0"/>
-        </w:rPr>
-        <w:t xml:space="preserve">O payload atual não possui identificador único da mensagem.</w:t>
-      </w:r>
-    </w:p>
-    <w:p>
-      <w:pPr>
-        <w:spacing w:after="240" w:before="240" w:lineRule="auto"/>
-        <w:rPr/>
-      </w:pPr>
-      <w:r>
-        <w:rPr>
-          <w:b w:val="1"/>
-          <w:bCs w:val="1"/>
-          <w:rtl w:val="0"/>
-        </w:rPr>
-        <w:t xml:space="preserve">Melhoria proposta:</w:t>
-      </w:r>
-      <w:r>
-        <w:rPr>
-          <w:rtl w:val="0"/>
-        </w:rPr>
-        <w:t xml:space="preserve"> adicionar </w:t>
-      </w:r>
-      <w:r>
-        <w:rPr>
-          <w:rtl w:val="0"/>
-        </w:rPr>
-        <w:t xml:space="preserve">messageId</w:t>
-      </w:r>
-      <w:r>
-        <w:rPr>
-          <w:rtl w:val="0"/>
-        </w:rPr>
-        <w:t xml:space="preserve"> ou número sequencial ao payload para evitar duplicidade.</w:t>
+          <w:sz w:val="36"/>
+          <w:szCs w:val="36"/>
+        </w:rPr>
+      </w:pPr>
+      <w:r>
+        <w:rPr>
+          <w:rtl w:val="0"/>
+        </w:rPr>
       </w:r>
     </w:p>
     <w:p>
